--- a/HCM_KS25_CNTT7_HuaXuanThien_AgileScrum_De05.docx
+++ b/HCM_KS25_CNTT7_HuaXuanThien_AgileScrum_De05.docx
@@ -1548,7 +1548,28 @@
                 <w:sz w:val="24"/>
                 <w:szCs w:val="24"/>
               </w:rPr>
-              <w:t>US-X1</w:t>
+              <w:t>US-</w:t>
+            </w:r>
+            <w:r>
+              <w:rPr>
+                <w:rStyle w:val="10"/>
+                <w:rFonts w:hint="default" w:ascii="Times New Roman" w:hAnsi="Times New Roman" w:cs="Times New Roman" w:eastAsiaTheme="majorEastAsia"/>
+                <w:sz w:val="24"/>
+                <w:szCs w:val="24"/>
+                <w:lang w:val="en-US"/>
+              </w:rPr>
+              <w:t>0</w:t>
+            </w:r>
+            <w:bookmarkStart w:id="0" w:name="_GoBack"/>
+            <w:bookmarkEnd w:id="0"/>
+            <w:r>
+              <w:rPr>
+                <w:rStyle w:val="10"/>
+                <w:rFonts w:hint="default" w:ascii="Times New Roman" w:hAnsi="Times New Roman" w:cs="Times New Roman" w:eastAsiaTheme="majorEastAsia"/>
+                <w:sz w:val="24"/>
+                <w:szCs w:val="24"/>
+              </w:rPr>
+              <w:t>1</w:t>
             </w:r>
             <w:r>
               <w:rPr>
@@ -3121,6 +3142,12 @@
             <w:insideH w:val="single" w:color="000000" w:sz="6" w:space="0"/>
             <w:insideV w:val="single" w:color="000000" w:sz="6" w:space="0"/>
           </w:tblBorders>
+          <w:tblCellMar>
+            <w:top w:w="100" w:type="dxa"/>
+            <w:left w:w="100" w:type="dxa"/>
+            <w:bottom w:w="100" w:type="dxa"/>
+            <w:right w:w="100" w:type="dxa"/>
+          </w:tblCellMar>
         </w:tblPrEx>
         <w:trPr>
           <w:tblHeader/>
@@ -3451,6 +3478,14 @@
       </w:tblGrid>
       <w:tr>
         <w:tblPrEx>
+          <w:tblBorders>
+            <w:top w:val="single" w:color="000000" w:sz="6" w:space="0"/>
+            <w:left w:val="single" w:color="000000" w:sz="6" w:space="0"/>
+            <w:bottom w:val="single" w:color="000000" w:sz="6" w:space="0"/>
+            <w:right w:val="single" w:color="000000" w:sz="6" w:space="0"/>
+            <w:insideH w:val="single" w:color="000000" w:sz="6" w:space="0"/>
+            <w:insideV w:val="single" w:color="000000" w:sz="6" w:space="0"/>
+          </w:tblBorders>
           <w:tblCellMar>
             <w:top w:w="100" w:type="dxa"/>
             <w:left w:w="100" w:type="dxa"/>
@@ -4142,6 +4177,12 @@
             <w:insideH w:val="single" w:color="000000" w:sz="6" w:space="0"/>
             <w:insideV w:val="single" w:color="000000" w:sz="6" w:space="0"/>
           </w:tblBorders>
+          <w:tblCellMar>
+            <w:top w:w="100" w:type="dxa"/>
+            <w:left w:w="100" w:type="dxa"/>
+            <w:bottom w:w="100" w:type="dxa"/>
+            <w:right w:w="100" w:type="dxa"/>
+          </w:tblCellMar>
         </w:tblPrEx>
         <w:trPr>
           <w:tblHeader/>
@@ -6485,7 +6526,6 @@
                 <w:szCs w:val="24"/>
               </w:rPr>
             </w:pPr>
-            <w:bookmarkStart w:id="0" w:name="_GoBack"/>
             <w:r>
               <w:rPr>
                 <w:rFonts w:hint="default" w:ascii="Times New Roman" w:hAnsi="Times New Roman" w:eastAsia="SimSun" w:cs="Times New Roman"/>
@@ -6494,7 +6534,6 @@
               </w:rPr>
               <w:t>Cần nêu thêm các dấu hiệu như tốc độ hoàn thành công việc (Burn rate) thấp hơn dự kiến, có thể do ước lượng sai từ đầu hoặc gặp technical debt (nợ kỹ thuật), dẫn đến rủi ro không hoàn thành Sprint Goal đúng hạn.</w:t>
             </w:r>
-            <w:bookmarkEnd w:id="0"/>
           </w:p>
         </w:tc>
       </w:tr>
@@ -7216,8 +7255,8 @@
   </w:docDefaults>
   <w:latentStyles w:count="260" w:defQFormat="0" w:defUnhideWhenUsed="1" w:defSemiHidden="1" w:defUIPriority="99" w:defLockedState="0">
     <w:lsdException w:qFormat="1" w:unhideWhenUsed="0" w:uiPriority="0" w:semiHidden="0" w:name="Normal"/>
-    <w:lsdException w:unhideWhenUsed="0" w:uiPriority="0" w:semiHidden="0" w:name="heading 1"/>
-    <w:lsdException w:unhideWhenUsed="0" w:uiPriority="0" w:semiHidden="0" w:name="heading 2"/>
+    <w:lsdException w:qFormat="1" w:unhideWhenUsed="0" w:uiPriority="0" w:semiHidden="0" w:name="heading 1"/>
+    <w:lsdException w:qFormat="1" w:unhideWhenUsed="0" w:uiPriority="0" w:semiHidden="0" w:name="heading 2"/>
     <w:lsdException w:qFormat="1" w:unhideWhenUsed="0" w:uiPriority="0" w:semiHidden="0" w:name="heading 3"/>
     <w:lsdException w:qFormat="1" w:unhideWhenUsed="0" w:uiPriority="0" w:semiHidden="0" w:name="heading 4"/>
     <w:lsdException w:qFormat="1" w:unhideWhenUsed="0" w:uiPriority="0" w:semiHidden="0" w:name="heading 5"/>
@@ -7268,7 +7307,7 @@
     <w:lsdException w:unhideWhenUsed="0" w:uiPriority="0" w:semiHidden="0" w:name="List Number 3"/>
     <w:lsdException w:unhideWhenUsed="0" w:uiPriority="0" w:semiHidden="0" w:name="List Number 4"/>
     <w:lsdException w:unhideWhenUsed="0" w:uiPriority="0" w:semiHidden="0" w:name="List Number 5"/>
-    <w:lsdException w:unhideWhenUsed="0" w:uiPriority="0" w:semiHidden="0" w:name="Title"/>
+    <w:lsdException w:qFormat="1" w:unhideWhenUsed="0" w:uiPriority="0" w:semiHidden="0" w:name="Title"/>
     <w:lsdException w:unhideWhenUsed="0" w:uiPriority="0" w:semiHidden="0" w:name="Closing"/>
     <w:lsdException w:unhideWhenUsed="0" w:uiPriority="0" w:semiHidden="0" w:name="Signature"/>
     <w:lsdException w:qFormat="1" w:unhideWhenUsed="0" w:uiPriority="0" w:name="Default Paragraph Font"/>
@@ -7280,7 +7319,7 @@
     <w:lsdException w:unhideWhenUsed="0" w:uiPriority="0" w:semiHidden="0" w:name="List Continue 4"/>
     <w:lsdException w:unhideWhenUsed="0" w:uiPriority="0" w:semiHidden="0" w:name="List Continue 5"/>
     <w:lsdException w:unhideWhenUsed="0" w:uiPriority="0" w:semiHidden="0" w:name="Message Header"/>
-    <w:lsdException w:unhideWhenUsed="0" w:uiPriority="0" w:semiHidden="0" w:name="Subtitle"/>
+    <w:lsdException w:qFormat="1" w:unhideWhenUsed="0" w:uiPriority="0" w:semiHidden="0" w:name="Subtitle"/>
     <w:lsdException w:unhideWhenUsed="0" w:uiPriority="0" w:semiHidden="0" w:name="Salutation"/>
     <w:lsdException w:unhideWhenUsed="0" w:uiPriority="0" w:semiHidden="0" w:name="Date"/>
     <w:lsdException w:unhideWhenUsed="0" w:uiPriority="0" w:semiHidden="0" w:name="Body Text First Indent"/>
@@ -7298,7 +7337,7 @@
     <w:lsdException w:unhideWhenUsed="0" w:uiPriority="0" w:semiHidden="0" w:name="Document Map"/>
     <w:lsdException w:unhideWhenUsed="0" w:uiPriority="0" w:semiHidden="0" w:name="Plain Text"/>
     <w:lsdException w:unhideWhenUsed="0" w:uiPriority="0" w:semiHidden="0" w:name="E-mail Signature"/>
-    <w:lsdException w:unhideWhenUsed="0" w:uiPriority="0" w:semiHidden="0" w:name="Normal (Web)"/>
+    <w:lsdException w:qFormat="1" w:unhideWhenUsed="0" w:uiPriority="0" w:semiHidden="0" w:name="Normal (Web)"/>
     <w:lsdException w:unhideWhenUsed="0" w:uiPriority="0" w:semiHidden="0" w:name="HTML Acronym"/>
     <w:lsdException w:unhideWhenUsed="0" w:uiPriority="0" w:semiHidden="0" w:name="HTML Address"/>
     <w:lsdException w:unhideWhenUsed="0" w:uiPriority="0" w:semiHidden="0" w:name="HTML Cite"/>
@@ -7374,6 +7413,7 @@
     <w:name w:val="heading 1"/>
     <w:basedOn w:val="1"/>
     <w:next w:val="1"/>
+    <w:qFormat/>
     <w:uiPriority w:val="0"/>
     <w:pPr>
       <w:pBdr>
@@ -7397,6 +7437,7 @@
     <w:name w:val="heading 2"/>
     <w:basedOn w:val="1"/>
     <w:next w:val="1"/>
+    <w:qFormat/>
     <w:uiPriority w:val="0"/>
     <w:pPr>
       <w:pBdr>
@@ -7547,6 +7588,7 @@
     <w:name w:val="Title"/>
     <w:basedOn w:val="1"/>
     <w:next w:val="1"/>
+    <w:qFormat/>
     <w:uiPriority w:val="0"/>
     <w:pPr>
       <w:keepNext/>
@@ -7563,6 +7605,7 @@
   </w:style>
   <w:style w:type="paragraph" w:styleId="12">
     <w:name w:val="Normal (Web)"/>
+    <w:qFormat/>
     <w:uiPriority w:val="0"/>
     <w:pPr>
       <w:spacing w:before="0" w:beforeAutospacing="1" w:after="0" w:afterAutospacing="1"/>
@@ -7581,6 +7624,7 @@
     <w:name w:val="Subtitle"/>
     <w:basedOn w:val="1"/>
     <w:next w:val="1"/>
+    <w:qFormat/>
     <w:uiPriority w:val="0"/>
     <w:pPr>
       <w:keepNext/>
@@ -7613,6 +7657,7 @@
   <w:style w:type="table" w:customStyle="1" w:styleId="15">
     <w:name w:val="_Style 10"/>
     <w:basedOn w:val="14"/>
+    <w:qFormat/>
     <w:uiPriority w:val="0"/>
   </w:style>
   <w:style w:type="table" w:customStyle="1" w:styleId="16">
@@ -7624,71 +7669,85 @@
   <w:style w:type="table" w:customStyle="1" w:styleId="17">
     <w:name w:val="_Style 12"/>
     <w:basedOn w:val="14"/>
+    <w:qFormat/>
     <w:uiPriority w:val="0"/>
   </w:style>
   <w:style w:type="table" w:customStyle="1" w:styleId="18">
     <w:name w:val="_Style 13"/>
     <w:basedOn w:val="14"/>
+    <w:qFormat/>
     <w:uiPriority w:val="0"/>
   </w:style>
   <w:style w:type="table" w:customStyle="1" w:styleId="19">
     <w:name w:val="_Style 14"/>
     <w:basedOn w:val="14"/>
+    <w:qFormat/>
     <w:uiPriority w:val="0"/>
   </w:style>
   <w:style w:type="table" w:customStyle="1" w:styleId="20">
     <w:name w:val="_Style 15"/>
     <w:basedOn w:val="14"/>
+    <w:qFormat/>
     <w:uiPriority w:val="0"/>
   </w:style>
   <w:style w:type="table" w:customStyle="1" w:styleId="21">
     <w:name w:val="_Style 16"/>
     <w:basedOn w:val="14"/>
+    <w:qFormat/>
     <w:uiPriority w:val="0"/>
   </w:style>
   <w:style w:type="table" w:customStyle="1" w:styleId="22">
     <w:name w:val="_Style 17"/>
     <w:basedOn w:val="14"/>
+    <w:qFormat/>
     <w:uiPriority w:val="0"/>
   </w:style>
   <w:style w:type="table" w:customStyle="1" w:styleId="23">
     <w:name w:val="_Style 18"/>
     <w:basedOn w:val="14"/>
+    <w:qFormat/>
     <w:uiPriority w:val="0"/>
   </w:style>
   <w:style w:type="table" w:customStyle="1" w:styleId="24">
     <w:name w:val="_Style 19"/>
     <w:basedOn w:val="14"/>
+    <w:qFormat/>
     <w:uiPriority w:val="0"/>
   </w:style>
   <w:style w:type="table" w:customStyle="1" w:styleId="25">
     <w:name w:val="_Style 20"/>
     <w:basedOn w:val="14"/>
+    <w:qFormat/>
     <w:uiPriority w:val="0"/>
   </w:style>
   <w:style w:type="table" w:customStyle="1" w:styleId="26">
     <w:name w:val="_Style 21"/>
     <w:basedOn w:val="14"/>
+    <w:qFormat/>
     <w:uiPriority w:val="0"/>
   </w:style>
   <w:style w:type="table" w:customStyle="1" w:styleId="27">
     <w:name w:val="_Style 22"/>
     <w:basedOn w:val="14"/>
+    <w:qFormat/>
     <w:uiPriority w:val="0"/>
   </w:style>
   <w:style w:type="table" w:customStyle="1" w:styleId="28">
     <w:name w:val="_Style 23"/>
     <w:basedOn w:val="14"/>
+    <w:qFormat/>
     <w:uiPriority w:val="0"/>
   </w:style>
   <w:style w:type="table" w:customStyle="1" w:styleId="29">
     <w:name w:val="_Style 24"/>
     <w:basedOn w:val="14"/>
+    <w:qFormat/>
     <w:uiPriority w:val="0"/>
   </w:style>
   <w:style w:type="table" w:customStyle="1" w:styleId="30">
     <w:name w:val="_Style 25"/>
     <w:basedOn w:val="14"/>
+    <w:qFormat/>
     <w:uiPriority w:val="0"/>
   </w:style>
 </w:styles>
